--- a/dataset/guides_final/SEC/manual/IT-SEC-003-M_계정 도용·장비 분실 처리 매뉴얼.docx
+++ b/dataset/guides_final/SEC/manual/IT-SEC-003-M_계정 도용·장비 분실 처리 매뉴얼.docx
@@ -2557,7 +2557,7 @@
           <w:color w:val="1D2433"/>
           <w:sz w:val="21"/>
         </w:rPr>
-        <w:t>티켓: 해외 접속 사전 등록처럼 신청으로 처리하는 건. 정보보안팀에 배정하고 RDY → IP → FIN → CLS 으로 관리한다.</w:t>
+        <w:t>티켓: 해외 접속 사전 등록처럼 신청으로 처리하는 건. 정보보안팀에 배정하고 RDY → WIP → FIN → CLS 으로 관리한다.</w:t>
       </w:r>
     </w:p>
     <w:p>
@@ -6946,9 +6946,9 @@
         </w:tblCellMar>
       </w:tblPr>
       <w:tblGrid>
-        <w:gridCol w:w="3340"/>
-        <w:gridCol w:w="4575"/>
-        <w:gridCol w:w="1722"/>
+        <w:gridCol w:w="3289"/>
+        <w:gridCol w:w="4504"/>
+        <w:gridCol w:w="1845"/>
       </w:tblGrid>
       <w:tr>
         <w:trPr>
@@ -6956,7 +6956,7 @@
         </w:trPr>
         <w:tc>
           <w:tcPr>
-            <w:tcW w:type="dxa" w:w="3340"/>
+            <w:tcW w:type="dxa" w:w="3289"/>
             <w:shd w:val="clear" w:color="auto" w:fill="1F3A5F"/>
           </w:tcPr>
           <w:p>
@@ -6978,7 +6978,7 @@
         </w:tc>
         <w:tc>
           <w:tcPr>
-            <w:tcW w:type="dxa" w:w="4575"/>
+            <w:tcW w:type="dxa" w:w="4504"/>
             <w:shd w:val="clear" w:color="auto" w:fill="1F3A5F"/>
           </w:tcPr>
           <w:p>
@@ -7000,7 +7000,7 @@
         </w:tc>
         <w:tc>
           <w:tcPr>
-            <w:tcW w:type="dxa" w:w="1723"/>
+            <w:tcW w:type="dxa" w:w="1845"/>
             <w:shd w:val="clear" w:color="auto" w:fill="1F3A5F"/>
           </w:tcPr>
           <w:p>
@@ -7027,7 +7027,7 @@
         </w:trPr>
         <w:tc>
           <w:tcPr>
-            <w:tcW w:type="dxa" w:w="3340"/>
+            <w:tcW w:type="dxa" w:w="3289"/>
             <w:shd w:val="clear" w:color="auto" w:fill="FFFEFA"/>
           </w:tcPr>
           <w:p>
@@ -7048,7 +7048,7 @@
         </w:tc>
         <w:tc>
           <w:tcPr>
-            <w:tcW w:type="dxa" w:w="4575"/>
+            <w:tcW w:type="dxa" w:w="4504"/>
             <w:shd w:val="clear" w:color="auto" w:fill="FFFEFA"/>
           </w:tcPr>
           <w:p>
@@ -7069,7 +7069,7 @@
         </w:tc>
         <w:tc>
           <w:tcPr>
-            <w:tcW w:type="dxa" w:w="1723"/>
+            <w:tcW w:type="dxa" w:w="1845"/>
             <w:shd w:val="clear" w:color="auto" w:fill="FFFEFA"/>
           </w:tcPr>
           <w:p>
@@ -7095,7 +7095,7 @@
         </w:trPr>
         <w:tc>
           <w:tcPr>
-            <w:tcW w:type="dxa" w:w="3340"/>
+            <w:tcW w:type="dxa" w:w="3289"/>
             <w:shd w:val="clear" w:color="auto" w:fill="FFFEFA"/>
           </w:tcPr>
           <w:p>
@@ -7116,7 +7116,7 @@
         </w:tc>
         <w:tc>
           <w:tcPr>
-            <w:tcW w:type="dxa" w:w="4575"/>
+            <w:tcW w:type="dxa" w:w="4504"/>
             <w:shd w:val="clear" w:color="auto" w:fill="FFFEFA"/>
           </w:tcPr>
           <w:p>
@@ -7137,7 +7137,7 @@
         </w:tc>
         <w:tc>
           <w:tcPr>
-            <w:tcW w:type="dxa" w:w="1723"/>
+            <w:tcW w:type="dxa" w:w="1845"/>
             <w:shd w:val="clear" w:color="auto" w:fill="FFFEFA"/>
           </w:tcPr>
           <w:p>
@@ -7163,7 +7163,7 @@
         </w:trPr>
         <w:tc>
           <w:tcPr>
-            <w:tcW w:type="dxa" w:w="3340"/>
+            <w:tcW w:type="dxa" w:w="3289"/>
             <w:shd w:val="clear" w:color="auto" w:fill="FFFEFA"/>
           </w:tcPr>
           <w:p>
@@ -7184,7 +7184,7 @@
         </w:tc>
         <w:tc>
           <w:tcPr>
-            <w:tcW w:type="dxa" w:w="4575"/>
+            <w:tcW w:type="dxa" w:w="4504"/>
             <w:shd w:val="clear" w:color="auto" w:fill="FFFEFA"/>
           </w:tcPr>
           <w:p>
@@ -7205,7 +7205,7 @@
         </w:tc>
         <w:tc>
           <w:tcPr>
-            <w:tcW w:type="dxa" w:w="1723"/>
+            <w:tcW w:type="dxa" w:w="1845"/>
             <w:shd w:val="clear" w:color="auto" w:fill="FFFEFA"/>
           </w:tcPr>
           <w:p>
@@ -7231,7 +7231,7 @@
         </w:trPr>
         <w:tc>
           <w:tcPr>
-            <w:tcW w:type="dxa" w:w="3340"/>
+            <w:tcW w:type="dxa" w:w="3289"/>
             <w:shd w:val="clear" w:color="auto" w:fill="FFFEFA"/>
           </w:tcPr>
           <w:p>
@@ -7252,7 +7252,7 @@
         </w:tc>
         <w:tc>
           <w:tcPr>
-            <w:tcW w:type="dxa" w:w="4575"/>
+            <w:tcW w:type="dxa" w:w="4504"/>
             <w:shd w:val="clear" w:color="auto" w:fill="FFFEFA"/>
           </w:tcPr>
           <w:p>
@@ -7273,7 +7273,7 @@
         </w:tc>
         <w:tc>
           <w:tcPr>
-            <w:tcW w:type="dxa" w:w="1723"/>
+            <w:tcW w:type="dxa" w:w="1845"/>
             <w:shd w:val="clear" w:color="auto" w:fill="FFFEFA"/>
           </w:tcPr>
           <w:p>
@@ -7299,7 +7299,7 @@
         </w:trPr>
         <w:tc>
           <w:tcPr>
-            <w:tcW w:type="dxa" w:w="3340"/>
+            <w:tcW w:type="dxa" w:w="3289"/>
             <w:shd w:val="clear" w:color="auto" w:fill="FFFEFA"/>
           </w:tcPr>
           <w:p>
@@ -7320,7 +7320,7 @@
         </w:tc>
         <w:tc>
           <w:tcPr>
-            <w:tcW w:type="dxa" w:w="4575"/>
+            <w:tcW w:type="dxa" w:w="4504"/>
             <w:shd w:val="clear" w:color="auto" w:fill="FFFEFA"/>
           </w:tcPr>
           <w:p>
@@ -7341,7 +7341,7 @@
         </w:tc>
         <w:tc>
           <w:tcPr>
-            <w:tcW w:type="dxa" w:w="1723"/>
+            <w:tcW w:type="dxa" w:w="1845"/>
             <w:shd w:val="clear" w:color="auto" w:fill="FFFEFA"/>
           </w:tcPr>
           <w:p>
@@ -7367,7 +7367,7 @@
         </w:trPr>
         <w:tc>
           <w:tcPr>
-            <w:tcW w:type="dxa" w:w="3340"/>
+            <w:tcW w:type="dxa" w:w="3289"/>
             <w:shd w:val="clear" w:color="auto" w:fill="FFFEFA"/>
           </w:tcPr>
           <w:p>
@@ -7388,7 +7388,7 @@
         </w:tc>
         <w:tc>
           <w:tcPr>
-            <w:tcW w:type="dxa" w:w="4575"/>
+            <w:tcW w:type="dxa" w:w="4504"/>
             <w:shd w:val="clear" w:color="auto" w:fill="FFFEFA"/>
           </w:tcPr>
           <w:p>
@@ -7409,7 +7409,7 @@
         </w:tc>
         <w:tc>
           <w:tcPr>
-            <w:tcW w:type="dxa" w:w="1723"/>
+            <w:tcW w:type="dxa" w:w="1845"/>
             <w:shd w:val="clear" w:color="auto" w:fill="FFFEFA"/>
           </w:tcPr>
           <w:p>
@@ -7435,7 +7435,7 @@
         </w:trPr>
         <w:tc>
           <w:tcPr>
-            <w:tcW w:type="dxa" w:w="3340"/>
+            <w:tcW w:type="dxa" w:w="3289"/>
             <w:shd w:val="clear" w:color="auto" w:fill="FFFEFA"/>
           </w:tcPr>
           <w:p>
@@ -7456,7 +7456,7 @@
         </w:tc>
         <w:tc>
           <w:tcPr>
-            <w:tcW w:type="dxa" w:w="4575"/>
+            <w:tcW w:type="dxa" w:w="4504"/>
             <w:shd w:val="clear" w:color="auto" w:fill="FFFEFA"/>
           </w:tcPr>
           <w:p>
@@ -7477,7 +7477,7 @@
         </w:tc>
         <w:tc>
           <w:tcPr>
-            <w:tcW w:type="dxa" w:w="1723"/>
+            <w:tcW w:type="dxa" w:w="1845"/>
             <w:shd w:val="clear" w:color="auto" w:fill="FFFEFA"/>
           </w:tcPr>
           <w:p>
@@ -7503,7 +7503,7 @@
         </w:trPr>
         <w:tc>
           <w:tcPr>
-            <w:tcW w:type="dxa" w:w="3340"/>
+            <w:tcW w:type="dxa" w:w="3289"/>
             <w:shd w:val="clear" w:color="auto" w:fill="FFFEFA"/>
           </w:tcPr>
           <w:p>
@@ -7524,7 +7524,7 @@
         </w:tc>
         <w:tc>
           <w:tcPr>
-            <w:tcW w:type="dxa" w:w="4575"/>
+            <w:tcW w:type="dxa" w:w="4504"/>
             <w:shd w:val="clear" w:color="auto" w:fill="FFFEFA"/>
           </w:tcPr>
           <w:p>
@@ -7545,7 +7545,7 @@
         </w:tc>
         <w:tc>
           <w:tcPr>
-            <w:tcW w:type="dxa" w:w="1723"/>
+            <w:tcW w:type="dxa" w:w="1845"/>
             <w:shd w:val="clear" w:color="auto" w:fill="FFFEFA"/>
           </w:tcPr>
           <w:p>
@@ -7571,7 +7571,7 @@
         </w:trPr>
         <w:tc>
           <w:tcPr>
-            <w:tcW w:type="dxa" w:w="3340"/>
+            <w:tcW w:type="dxa" w:w="3289"/>
             <w:shd w:val="clear" w:color="auto" w:fill="FFFEFA"/>
           </w:tcPr>
           <w:p>
@@ -7592,7 +7592,7 @@
         </w:tc>
         <w:tc>
           <w:tcPr>
-            <w:tcW w:type="dxa" w:w="4575"/>
+            <w:tcW w:type="dxa" w:w="4504"/>
             <w:shd w:val="clear" w:color="auto" w:fill="FFFEFA"/>
           </w:tcPr>
           <w:p>
@@ -7613,7 +7613,7 @@
         </w:tc>
         <w:tc>
           <w:tcPr>
-            <w:tcW w:type="dxa" w:w="1723"/>
+            <w:tcW w:type="dxa" w:w="1845"/>
             <w:shd w:val="clear" w:color="auto" w:fill="FFFEFA"/>
           </w:tcPr>
           <w:p>
@@ -7639,7 +7639,7 @@
         </w:trPr>
         <w:tc>
           <w:tcPr>
-            <w:tcW w:type="dxa" w:w="3340"/>
+            <w:tcW w:type="dxa" w:w="3289"/>
             <w:shd w:val="clear" w:color="auto" w:fill="FFFEFA"/>
           </w:tcPr>
           <w:p>
@@ -7660,7 +7660,7 @@
         </w:tc>
         <w:tc>
           <w:tcPr>
-            <w:tcW w:type="dxa" w:w="4575"/>
+            <w:tcW w:type="dxa" w:w="4504"/>
             <w:shd w:val="clear" w:color="auto" w:fill="FFFEFA"/>
           </w:tcPr>
           <w:p>
@@ -7681,7 +7681,7 @@
         </w:tc>
         <w:tc>
           <w:tcPr>
-            <w:tcW w:type="dxa" w:w="1723"/>
+            <w:tcW w:type="dxa" w:w="1845"/>
             <w:shd w:val="clear" w:color="auto" w:fill="FFFEFA"/>
           </w:tcPr>
           <w:p>
@@ -7696,7 +7696,7 @@
                 <w:color w:val="1D2433"/>
                 <w:sz w:val="19"/>
               </w:rPr>
-              <w:t>INQ-2026-00386 (IP)</w:t>
+              <w:t>INQ-2026-00386 (WIP)</w:t>
             </w:r>
           </w:p>
         </w:tc>

--- a/dataset/guides_final/SEC/manual/IT-SEC-003-M_계정 도용·장비 분실 처리 매뉴얼.docx
+++ b/dataset/guides_final/SEC/manual/IT-SEC-003-M_계정 도용·장비 분실 처리 매뉴얼.docx
@@ -24,7 +24,7 @@
           <w:color w:val="5A6270"/>
           <w:sz w:val="24"/>
         </w:rPr>
-        <w:t>한화시스템 ICT IT 담당자 매뉴얼 · 정보보안</w:t>
+        <w:t>가상 ICT 기업 IT 담당자 매뉴얼 · 정보보안</w:t>
       </w:r>
     </w:p>
     <w:p>
@@ -11485,7 +11485,7 @@
         <w:color w:val="5A6270"/>
         <w:sz w:val="16"/>
       </w:rPr>
-      <w:t>© HANWHA SYSTEMS ICT · IT-SEC-003-M · 사내 제한</w:t>
+      <w:t>© 가상 ICT 기업 · IT-SEC-003-M · 사내 제한</w:t>
     </w:r>
     <w:r>
       <w:rPr>
